--- a/roteiros/elvis/Elvis_Parte3.docx
+++ b/roteiros/elvis/Elvis_Parte3.docx
@@ -63,15 +63,7 @@
         <w:rPr>
           <w:color w:val="000000"/>
         </w:rPr>
-        <w:t>Para o Coronel, era a máquina perfeita.</w:t>
-      </w:r>
-    </w:p>
-    <w:p>
-      <w:r>
-        <w:rPr>
-          <w:color w:val="000000"/>
-        </w:rPr>
-        <w:t>Para Elvis, virou uma prisão.</w:t>
+        <w:t>Para o Coronel, era a máquina perfeita. E Elvis, aos poucos, começou a se sentir preso dentro dela.</w:t>
       </w:r>
     </w:p>
     <w:p>
@@ -87,7 +79,7 @@
         <w:rPr>
           <w:color w:val="000000"/>
         </w:rPr>
-        <w:t>Segundo relatos de quem trabalhou com ele, propostas para filmes mais ambiciosos chegaram a aparecer. Mas o Coronel queria cachê alto, controle total e trilha sonora garantida. E os papéis sérios foram ficando pelo caminho.</w:t>
+        <w:t>Segundo relatos de quem trabalhou com ele, propostas para filmes mais ambiciosos chegaram a aparecer. Mas o Coronel queria cachê alto e trilha sonora garantida. E os papéis sérios foram ficando pelo caminho.</w:t>
       </w:r>
     </w:p>
     <w:p>
@@ -143,7 +135,7 @@
         <w:rPr>
           <w:color w:val="000000"/>
         </w:rPr>
-        <w:t>Nenhum grande empresário de artistas cobrava isso. O padrão da indústria girava em torno de dez a vinte e cinco por cento.</w:t>
+        <w:t>Pouquíssimos empresários de artistas cobravam algo parecido. O padrão da indústria girava em torno de dez a vinte e cinco por cento.</w:t>
       </w:r>
     </w:p>
     <w:p>
@@ -223,7 +215,7 @@
         <w:rPr>
           <w:color w:val="C00000"/>
         </w:rPr>
-        <w:t>Pare um segundo nessa cena. O homem mais famoso do planeta se casando numa sala de hotel, cercado de fotógrafos, com os melhores amigos do lado de fora da porta. E o homem que decidiu tudo isso nem era da família.</w:t>
+        <w:t>Pare um segundo nessa cena. O Rei do Rock se casando numa sala de hotel, cercado de fotógrafos, com os melhores amigos do lado de fora da porta. E o homem que decidiu tudo isso nem era da família.</w:t>
       </w:r>
     </w:p>
     <w:p>
@@ -367,7 +359,7 @@
         <w:rPr>
           <w:color w:val="000000"/>
         </w:rPr>
-        <w:t>E enquanto Elvis cantava no palco, o Coronel passava horas no cassino do mesmo hotel.</w:t>
+        <w:t>E enquanto Elvis cantava no palco, o Coronel passava horas na mesa de roleta do cassino, no mesmo hotel. Guarde essa imagem, porque ela vai voltar com números que você não vai esquecer.</w:t>
       </w:r>
     </w:p>
     <w:p>
@@ -439,15 +431,7 @@
         <w:rPr>
           <w:color w:val="C00000"/>
         </w:rPr>
-        <w:t>Guarde esse contraste. Porque o terceiro personagem mais importante dessa história ainda nem apareceu. Um médico de Memphis que entraria na vida de Elvis com uma caneta e um bloco de receitas. E o Coronel, que controlava cada contrato, segundo quem conviveu com os dois, não fez nada para impedir.</w:t>
-      </w:r>
-    </w:p>
-    <w:p>
-      <w:r>
-        <w:rPr>
-          <w:color w:val="000000"/>
-        </w:rPr>
-        <w:t>Guarde também outra imagem. O Coronel na mesa de roleta, no andar de baixo, enquanto o Rei cantava lá em cima. Porque ela vai voltar, e vai voltar com números que você não vai esquecer.</w:t>
+        <w:t>Repare nesse contraste. Porque o terceiro personagem mais importante dessa história ainda nem apareceu. Um médico de Memphis que entraria na vida de Elvis com uma caneta e um bloco de receitas. E o Coronel, que controlava cada contrato, segundo quem conviveu com os dois, não fez nada para impedir.</w:t>
       </w:r>
     </w:p>
     <w:p>
@@ -455,7 +439,7 @@
         <w:rPr>
           <w:color w:val="C00000"/>
         </w:rPr>
-        <w:t>E agora você vai entender, finalmente, o que estava por trás de tudo isso. Por que o Coronel nunca foi à Alemanha. Por que recusava todas as propostas do exterior. Por que o maior astro do planeta nunca fez um único show na Europa.</w:t>
+        <w:t>E agora você vai entender, finalmente, o que estava por trás de tudo isso. Por que o Coronel nunca foi à Alemanha e recusava todas as propostas do exterior. E por que o maior astro do planeta nunca fez um único show na Europa.</w:t>
       </w:r>
     </w:p>
     <w:p>

--- a/roteiros/elvis/Elvis_Parte3.docx
+++ b/roteiros/elvis/Elvis_Parte3.docx
@@ -183,7 +183,7 @@
         <w:rPr>
           <w:color w:val="000000"/>
         </w:rPr>
-        <w:t>Priscilla tinha se mudado para Graceland alguns anos antes, ainda adolescente, com a autorização dos pais. E agora, finalmente, ela e Elvis iam se casar.</w:t>
+        <w:t>Priscilla tinha se mudado para Memphis em mil novecentos e sessenta e três, aos dezessete anos, com a autorização dos pais, para terminar o ensino médio numa escola católica da cidade e morar em Graceland. E agora, finalmente, ela e Elvis iam se casar.</w:t>
       </w:r>
     </w:p>
     <w:p>
@@ -320,6 +320,14 @@
           <w:color w:val="000000"/>
         </w:rPr>
         <w:t>E o Coronel recusava. Uma proposta atrás da outra.</w:t>
+      </w:r>
+    </w:p>
+    <w:p>
+      <w:r>
+        <w:rPr>
+          <w:color w:val="000000"/>
+        </w:rPr>
+        <w:t>Fora três shows no Canadá, feitos em mil novecentos e cinquenta e sete, Elvis Presley nunca cantou fora dos Estados Unidos. Nem uma vez, em toda a carreira.</w:t>
       </w:r>
     </w:p>
     <w:p>

--- a/roteiros/elvis/Elvis_Parte3.docx
+++ b/roteiros/elvis/Elvis_Parte3.docx
@@ -55,7 +55,7 @@
         <w:rPr>
           <w:color w:val="000000"/>
         </w:rPr>
-        <w:t>E, de cada contrato desses, uma fatia generosa ia para o Coronel.</w:t>
+        <w:t>De cada contrato desses, uma fatia generosa ia para o Coronel.</w:t>
       </w:r>
     </w:p>
     <w:p>
@@ -143,7 +143,7 @@
         <w:rPr>
           <w:color w:val="000000"/>
         </w:rPr>
-        <w:t>E o artista, que suava nos palcos e nos sets de filmagem, passava a dividir igualmente com o homem que cuidava dos papéis.</w:t>
+        <w:t>O artista, que suava nos palcos e nos sets de filmagem, passava a dividir igualmente com o homem que cuidava dos papéis.</w:t>
       </w:r>
     </w:p>
     <w:p>
@@ -239,7 +239,7 @@
         <w:rPr>
           <w:color w:val="000000"/>
         </w:rPr>
-        <w:t>E, no fim daquele mesmo ano, Elvis fez algo que o Coronel não tinha planejado.</w:t>
+        <w:t>No fim daquele mesmo ano, Elvis fez algo que o Coronel não tinha planejado.</w:t>
       </w:r>
     </w:p>
     <w:p>
@@ -279,7 +279,7 @@
         <w:rPr>
           <w:color w:val="000000"/>
         </w:rPr>
-        <w:t>E a pergunta que muita gente fez depois, olhando para trás, é a mais dolorosa de todas. Quanto talento o Coronel desperdiçou naqueles dez anos de filmes?</w:t>
+        <w:t>A pergunta que muita gente fez depois, olhando para trás, é a mais dolorosa de todas. Quanto talento o Coronel desperdiçou naqueles dez anos de filmes?</w:t>
       </w:r>
     </w:p>
     <w:p>
@@ -319,15 +319,15 @@
         <w:rPr>
           <w:color w:val="000000"/>
         </w:rPr>
-        <w:t>E o Coronel recusava. Uma proposta atrás da outra.</w:t>
+        <w:t>O Coronel recusava. Uma proposta atrás da outra.</w:t>
       </w:r>
     </w:p>
     <w:p>
       <w:r>
         <w:rPr>
-          <w:color w:val="000000"/>
+          <w:color w:val="C00000"/>
         </w:rPr>
-        <w:t>Fora três shows no Canadá, feitos em mil novecentos e cinquenta e sete, Elvis Presley nunca cantou fora dos Estados Unidos. Nem uma vez, em toda a carreira.</w:t>
+        <w:t>Agora guarde este dado, porque ele é a chave de tudo. Fora três shows no Canadá, feitos em mil novecentos e cinquenta e sete, Elvis Presley nunca cantou fora dos Estados Unidos. Nem uma vez, em toda a carreira. E o motivo não tinha nada a ver com Elvis.</w:t>
       </w:r>
     </w:p>
     <w:p>
@@ -367,7 +367,7 @@
         <w:rPr>
           <w:color w:val="000000"/>
         </w:rPr>
-        <w:t>E enquanto Elvis cantava no palco, o Coronel passava horas na mesa de roleta do cassino, no mesmo hotel. Guarde essa imagem, porque ela vai voltar com números que você não vai esquecer.</w:t>
+        <w:t>Enquanto Elvis cantava no palco, o Coronel passava horas na mesa de roleta do cassino, no mesmo hotel. Guarde essa imagem, porque ela vai voltar com números que você não vai esquecer.</w:t>
       </w:r>
     </w:p>
     <w:p>
@@ -399,7 +399,7 @@
         <w:rPr>
           <w:color w:val="000000"/>
         </w:rPr>
-        <w:t>E tudo chegava por receitas médicas. Na cabeça de Elvis, remédio receitado por médico era remédio. Droga era coisa de rua.</w:t>
+        <w:t>Tudo chegava por receitas médicas. Na cabeça de Elvis, remédio receitado por médico era remédio. Droga era coisa de rua.</w:t>
       </w:r>
     </w:p>
     <w:p>
